--- a/docs/Official/25-26_GDC_Referentielijst_Ian_6ICWE.docx
+++ b/docs/Official/25-26_GDC_Referentielijst_Ian_6ICWE.docx
@@ -3485,9 +3485,11 @@
           <w:t>https://www.geeksforgeeks.org/python/creating-first-rest-api-with-fastapi/</w:t>
         </w:r>
       </w:hyperlink>
-      <w:r>
-        <w:br/>
-      </w:r>
+    </w:p>
+    <w:p>
+      <w:pPr>
+        <w:pStyle w:val="bronnen"/>
+      </w:pPr>
       <w:r>
         <w:rPr>
           <w:i/>
@@ -3523,9 +3525,147 @@
           <w:t>https://fastapi.tiangolo.com/tutorial/</w:t>
         </w:r>
       </w:hyperlink>
+    </w:p>
+    <w:p>
+      <w:pPr>
+        <w:pStyle w:val="bronnen"/>
+      </w:pPr>
+      <w:proofErr w:type="spellStart"/>
+      <w:r>
+        <w:rPr>
+          <w:i/>
+          <w:iCs/>
+        </w:rPr>
+        <w:t>Behind</w:t>
+      </w:r>
+      <w:proofErr w:type="spellEnd"/>
+      <w:r>
+        <w:rPr>
+          <w:i/>
+          <w:iCs/>
+        </w:rPr>
+        <w:t xml:space="preserve"> a proxy - </w:t>
+      </w:r>
+      <w:proofErr w:type="spellStart"/>
+      <w:r>
+        <w:rPr>
+          <w:i/>
+          <w:iCs/>
+        </w:rPr>
+        <w:t>FastAPI</w:t>
+      </w:r>
+      <w:proofErr w:type="spellEnd"/>
+      <w:r>
+        <w:t>. (</w:t>
+      </w:r>
+      <w:proofErr w:type="spellStart"/>
+      <w:r>
+        <w:t>n.d</w:t>
+      </w:r>
+      <w:proofErr w:type="spellEnd"/>
+      <w:r>
+        <w:t xml:space="preserve">.). </w:t>
+      </w:r>
+      <w:hyperlink r:id="rId52" w:history="1">
+        <w:r>
+          <w:rPr>
+            <w:rStyle w:val="Hyperlink"/>
+          </w:rPr>
+          <w:t>https://fastapi.tiangolo.com/advanced/behind-a-proxy/#enable-proxy-forwarded-headers</w:t>
+        </w:r>
+      </w:hyperlink>
+    </w:p>
+    <w:p>
+      <w:pPr>
+        <w:pStyle w:val="bronnen"/>
+      </w:pPr>
+    </w:p>
+    <w:p>
+      <w:pPr>
+        <w:pStyle w:val="Kop2"/>
+      </w:pPr>
+      <w:proofErr w:type="spellStart"/>
+      <w:r>
+        <w:t>Frontend</w:t>
+      </w:r>
+      <w:proofErr w:type="spellEnd"/>
+      <w:r>
+        <w:t xml:space="preserve"> – Praktijk</w:t>
+      </w:r>
+    </w:p>
+    <w:p>
+      <w:pPr>
+        <w:pStyle w:val="bronnen"/>
+      </w:pPr>
+      <w:r>
+        <w:rPr>
+          <w:i/>
+          <w:iCs/>
+        </w:rPr>
+        <w:t xml:space="preserve">Using </w:t>
+      </w:r>
+      <w:proofErr w:type="spellStart"/>
+      <w:r>
+        <w:rPr>
+          <w:i/>
+          <w:iCs/>
+        </w:rPr>
+        <w:t>the</w:t>
+      </w:r>
+      <w:proofErr w:type="spellEnd"/>
+      <w:r>
+        <w:rPr>
+          <w:i/>
+          <w:iCs/>
+        </w:rPr>
+        <w:t xml:space="preserve"> </w:t>
+      </w:r>
+      <w:proofErr w:type="spellStart"/>
+      <w:r>
+        <w:rPr>
+          <w:i/>
+          <w:iCs/>
+        </w:rPr>
+        <w:t>Fetch</w:t>
+      </w:r>
+      <w:proofErr w:type="spellEnd"/>
+      <w:r>
+        <w:rPr>
+          <w:i/>
+          <w:iCs/>
+        </w:rPr>
+        <w:t xml:space="preserve"> API - Web </w:t>
+      </w:r>
+      <w:proofErr w:type="spellStart"/>
+      <w:r>
+        <w:rPr>
+          <w:i/>
+          <w:iCs/>
+        </w:rPr>
+        <w:t>APIs</w:t>
+      </w:r>
+      <w:proofErr w:type="spellEnd"/>
+      <w:r>
+        <w:rPr>
+          <w:i/>
+          <w:iCs/>
+        </w:rPr>
+        <w:t xml:space="preserve"> | MDN</w:t>
+      </w:r>
+      <w:r>
+        <w:t>. (2025, August 20).</w:t>
+      </w:r>
       <w:r>
         <w:br/>
       </w:r>
+      <w:hyperlink r:id="rId53" w:history="1">
+        <w:r>
+          <w:rPr>
+            <w:rStyle w:val="Hyperlink"/>
+          </w:rPr>
+          <w:t>https://developer.mozilla.org/en-US/docs/Web/API/Fetch_API/Using_Fetch</w:t>
+        </w:r>
+      </w:hyperlink>
     </w:p>
     <w:p>
       <w:pPr>
@@ -3555,14 +3695,85 @@
       </w:r>
     </w:p>
     <w:p>
-      <w:r>
-        <w:t>CSRF</w:t>
-      </w:r>
-    </w:p>
-    <w:p/>
+      <w:pPr>
+        <w:pStyle w:val="bronnen"/>
+      </w:pPr>
+      <w:r>
+        <w:rPr>
+          <w:i/>
+          <w:iCs/>
+        </w:rPr>
+        <w:t>CORS (Cross-</w:t>
+      </w:r>
+      <w:proofErr w:type="spellStart"/>
+      <w:r>
+        <w:rPr>
+          <w:i/>
+          <w:iCs/>
+        </w:rPr>
+        <w:t>Origin</w:t>
+      </w:r>
+      <w:proofErr w:type="spellEnd"/>
+      <w:r>
+        <w:rPr>
+          <w:i/>
+          <w:iCs/>
+        </w:rPr>
+        <w:t xml:space="preserve"> Resource </w:t>
+      </w:r>
+      <w:proofErr w:type="spellStart"/>
+      <w:r>
+        <w:rPr>
+          <w:i/>
+          <w:iCs/>
+        </w:rPr>
+        <w:t>Sharing</w:t>
+      </w:r>
+      <w:proofErr w:type="spellEnd"/>
+      <w:r>
+        <w:rPr>
+          <w:i/>
+          <w:iCs/>
+        </w:rPr>
+        <w:t xml:space="preserve">) - </w:t>
+      </w:r>
+      <w:proofErr w:type="spellStart"/>
+      <w:r>
+        <w:rPr>
+          <w:i/>
+          <w:iCs/>
+        </w:rPr>
+        <w:t>FastAPI</w:t>
+      </w:r>
+      <w:proofErr w:type="spellEnd"/>
+      <w:r>
+        <w:t>. (</w:t>
+      </w:r>
+      <w:proofErr w:type="spellStart"/>
+      <w:r>
+        <w:t>n.d</w:t>
+      </w:r>
+      <w:proofErr w:type="spellEnd"/>
+      <w:r>
+        <w:t xml:space="preserve">.). </w:t>
+      </w:r>
+      <w:hyperlink r:id="rId54" w:history="1">
+        <w:r>
+          <w:rPr>
+            <w:rStyle w:val="Hyperlink"/>
+          </w:rPr>
+          <w:t>https://fastapi.tiangolo.com/tutorial/cors/</w:t>
+        </w:r>
+      </w:hyperlink>
+    </w:p>
+    <w:p>
+      <w:pPr>
+        <w:pStyle w:val="bronnen"/>
+      </w:pPr>
+    </w:p>
     <w:p/>
     <w:sectPr>
-      <w:footerReference w:type="default" r:id="rId52"/>
+      <w:footerReference w:type="default" r:id="rId55"/>
       <w:pgSz w:w="11906" w:h="16838"/>
       <w:pgMar w:top="720" w:right="720" w:bottom="720" w:left="720" w:header="708" w:footer="708" w:gutter="0"/>
       <w:cols w:space="708"/>

--- a/docs/Official/25-26_GDC_Referentielijst_Ian_6ICWE.docx
+++ b/docs/Official/25-26_GDC_Referentielijst_Ian_6ICWE.docx
@@ -25,104 +25,82 @@
         </w:r>
       </w:hyperlink>
       <w:r>
-        <w:t xml:space="preserve">. Bij het controleren van spelling is er gebruik gemaakt van </w:t>
+        <w:t>.</w:t>
+      </w:r>
+    </w:p>
+    <w:p>
+      <w:pPr>
+        <w:pStyle w:val="Kop2"/>
+      </w:pPr>
+      <w:r>
+        <w:t>Algemeen - Theoretisch</w:t>
+      </w:r>
+    </w:p>
+    <w:p>
+      <w:pPr>
+        <w:pStyle w:val="bronnen"/>
+      </w:pPr>
+      <w:proofErr w:type="spellStart"/>
+      <w:r>
+        <w:rPr>
+          <w:i/>
+          <w:iCs/>
+        </w:rPr>
+        <w:t>What</w:t>
+      </w:r>
+      <w:proofErr w:type="spellEnd"/>
+      <w:r>
+        <w:rPr>
+          <w:i/>
+          <w:iCs/>
+        </w:rPr>
+        <w:t xml:space="preserve"> are API security </w:t>
+      </w:r>
+      <w:proofErr w:type="spellStart"/>
+      <w:r>
+        <w:rPr>
+          <w:i/>
+          <w:iCs/>
+        </w:rPr>
+        <w:t>risks</w:t>
+      </w:r>
+      <w:proofErr w:type="spellEnd"/>
+      <w:r>
+        <w:rPr>
+          <w:i/>
+          <w:iCs/>
+        </w:rPr>
+        <w:t xml:space="preserve">? | </w:t>
+      </w:r>
+      <w:proofErr w:type="spellStart"/>
+      <w:r>
+        <w:rPr>
+          <w:i/>
+          <w:iCs/>
+        </w:rPr>
+        <w:t>Akamai</w:t>
+      </w:r>
+      <w:proofErr w:type="spellEnd"/>
+      <w:r>
+        <w:t>. (</w:t>
+      </w:r>
+      <w:proofErr w:type="spellStart"/>
+      <w:r>
+        <w:t>n.d</w:t>
+      </w:r>
+      <w:proofErr w:type="spellEnd"/>
+      <w:r>
+        <w:t xml:space="preserve">.). </w:t>
+      </w:r>
+      <w:proofErr w:type="spellStart"/>
+      <w:r>
+        <w:t>Akamai</w:t>
+      </w:r>
+      <w:proofErr w:type="spellEnd"/>
+      <w:r>
+        <w:t xml:space="preserve">. </w:t>
       </w:r>
       <w:hyperlink r:id="rId8" w:history="1">
-        <w:r>
-          <w:rPr>
-            <w:rStyle w:val="Hyperlink"/>
-          </w:rPr>
-          <w:t>woordenlijst.org</w:t>
-        </w:r>
-      </w:hyperlink>
-      <w:r>
-        <w:t xml:space="preserve"> en </w:t>
-      </w:r>
-      <w:hyperlink r:id="rId9" w:history="1">
-        <w:r>
-          <w:rPr>
-            <w:rStyle w:val="Hyperlink"/>
-          </w:rPr>
-          <w:t>spelling.nu</w:t>
-        </w:r>
-      </w:hyperlink>
-      <w:r>
-        <w:t>.</w:t>
-      </w:r>
-    </w:p>
-    <w:p>
-      <w:pPr>
-        <w:pStyle w:val="Kop2"/>
-      </w:pPr>
-      <w:r>
-        <w:t>Algemeen - Theoretisch</w:t>
-      </w:r>
-    </w:p>
-    <w:p>
-      <w:pPr>
-        <w:pStyle w:val="bronnen"/>
-      </w:pPr>
-      <w:proofErr w:type="spellStart"/>
-      <w:r>
-        <w:rPr>
-          <w:i/>
-          <w:iCs/>
-        </w:rPr>
-        <w:t>What</w:t>
-      </w:r>
-      <w:proofErr w:type="spellEnd"/>
-      <w:r>
-        <w:rPr>
-          <w:i/>
-          <w:iCs/>
-        </w:rPr>
-        <w:t xml:space="preserve"> are API security </w:t>
-      </w:r>
-      <w:proofErr w:type="spellStart"/>
-      <w:r>
-        <w:rPr>
-          <w:i/>
-          <w:iCs/>
-        </w:rPr>
-        <w:t>risks</w:t>
-      </w:r>
-      <w:proofErr w:type="spellEnd"/>
-      <w:r>
-        <w:rPr>
-          <w:i/>
-          <w:iCs/>
-        </w:rPr>
-        <w:t xml:space="preserve">? | </w:t>
-      </w:r>
-      <w:proofErr w:type="spellStart"/>
-      <w:r>
-        <w:rPr>
-          <w:i/>
-          <w:iCs/>
-        </w:rPr>
-        <w:t>Akamai</w:t>
-      </w:r>
-      <w:proofErr w:type="spellEnd"/>
-      <w:r>
-        <w:t>. (</w:t>
-      </w:r>
-      <w:proofErr w:type="spellStart"/>
-      <w:r>
-        <w:t>n.d</w:t>
-      </w:r>
-      <w:proofErr w:type="spellEnd"/>
-      <w:r>
-        <w:t xml:space="preserve">.). </w:t>
-      </w:r>
-      <w:proofErr w:type="spellStart"/>
-      <w:r>
-        <w:t>Akamai</w:t>
-      </w:r>
-      <w:proofErr w:type="spellEnd"/>
-      <w:r>
-        <w:t xml:space="preserve">. </w:t>
-      </w:r>
-      <w:hyperlink r:id="rId10" w:history="1">
         <w:r>
           <w:rPr>
             <w:rStyle w:val="Hyperlink"/>
@@ -203,7 +181,7 @@
       <w:r>
         <w:t xml:space="preserve">. </w:t>
       </w:r>
-      <w:hyperlink r:id="rId11" w:history="1">
+      <w:hyperlink r:id="rId9" w:history="1">
         <w:r>
           <w:rPr>
             <w:rStyle w:val="Hyperlink"/>
@@ -234,7 +212,7 @@
       <w:r>
         <w:t xml:space="preserve">.). </w:t>
       </w:r>
-      <w:hyperlink r:id="rId12" w:history="1">
+      <w:hyperlink r:id="rId10" w:history="1">
         <w:r>
           <w:rPr>
             <w:rStyle w:val="Hyperlink"/>
@@ -281,7 +259,7 @@
       <w:r>
         <w:t xml:space="preserve"> [Video]. YouTube. </w:t>
       </w:r>
-      <w:hyperlink r:id="rId13" w:history="1">
+      <w:hyperlink r:id="rId11" w:history="1">
         <w:r>
           <w:rPr>
             <w:rStyle w:val="Hyperlink"/>
@@ -408,7 +386,7 @@
       <w:r>
         <w:t xml:space="preserve"> [Video]. YouTube. </w:t>
       </w:r>
-      <w:hyperlink r:id="rId14" w:history="1">
+      <w:hyperlink r:id="rId12" w:history="1">
         <w:r>
           <w:rPr>
             <w:rStyle w:val="Hyperlink"/>
@@ -488,7 +466,7 @@
       <w:r>
         <w:br/>
       </w:r>
-      <w:hyperlink r:id="rId15" w:history="1">
+      <w:hyperlink r:id="rId13" w:history="1">
         <w:r>
           <w:rPr>
             <w:rStyle w:val="Hyperlink"/>
@@ -537,7 +515,7 @@
       <w:r>
         <w:t xml:space="preserve">. </w:t>
       </w:r>
-      <w:hyperlink r:id="rId16" w:history="1">
+      <w:hyperlink r:id="rId14" w:history="1">
         <w:r>
           <w:rPr>
             <w:rStyle w:val="Hyperlink"/>
@@ -676,7 +654,7 @@
       <w:r>
         <w:br/>
       </w:r>
-      <w:hyperlink r:id="rId17" w:history="1">
+      <w:hyperlink r:id="rId15" w:history="1">
         <w:r>
           <w:rPr>
             <w:rStyle w:val="Hyperlink"/>
@@ -715,7 +693,7 @@
       <w:r>
         <w:t>. (n.d.).</w:t>
       </w:r>
-      <w:hyperlink r:id="rId18" w:history="1">
+      <w:hyperlink r:id="rId16" w:history="1">
         <w:r>
           <w:rPr>
             <w:rStyle w:val="Hyperlink"/>
@@ -746,7 +724,7 @@
       <w:r>
         <w:t xml:space="preserve">.). </w:t>
       </w:r>
-      <w:hyperlink r:id="rId19" w:history="1">
+      <w:hyperlink r:id="rId17" w:history="1">
         <w:r>
           <w:rPr>
             <w:rStyle w:val="Hyperlink"/>
@@ -794,7 +772,7 @@
       <w:r>
         <w:t xml:space="preserve"> [Video]. YouTube. </w:t>
       </w:r>
-      <w:hyperlink r:id="rId20" w:history="1">
+      <w:hyperlink r:id="rId18" w:history="1">
         <w:r>
           <w:rPr>
             <w:rStyle w:val="Hyperlink"/>
@@ -900,7 +878,7 @@
       <w:r>
         <w:t xml:space="preserve"> [Video]. YouTube. </w:t>
       </w:r>
-      <w:hyperlink r:id="rId21" w:history="1">
+      <w:hyperlink r:id="rId19" w:history="1">
         <w:r>
           <w:rPr>
             <w:rStyle w:val="Hyperlink"/>
@@ -950,7 +928,7 @@
       <w:r>
         <w:t xml:space="preserve"> [Video]. YouTube. </w:t>
       </w:r>
-      <w:hyperlink r:id="rId22" w:history="1">
+      <w:hyperlink r:id="rId20" w:history="1">
         <w:r>
           <w:rPr>
             <w:rStyle w:val="Hyperlink"/>
@@ -1053,7 +1031,7 @@
       <w:r>
         <w:t xml:space="preserve"> [Video]. YouTube. </w:t>
       </w:r>
-      <w:hyperlink r:id="rId23" w:history="1">
+      <w:hyperlink r:id="rId21" w:history="1">
         <w:r>
           <w:rPr>
             <w:rStyle w:val="Hyperlink"/>
@@ -1133,7 +1111,7 @@
       <w:r>
         <w:t xml:space="preserve"> [Video]. YouTube. </w:t>
       </w:r>
-      <w:hyperlink r:id="rId24" w:history="1">
+      <w:hyperlink r:id="rId22" w:history="1">
         <w:r>
           <w:rPr>
             <w:rStyle w:val="Hyperlink"/>
@@ -1220,7 +1198,7 @@
       <w:r>
         <w:t xml:space="preserve"> Code. </w:t>
       </w:r>
-      <w:hyperlink r:id="rId25" w:history="1">
+      <w:hyperlink r:id="rId23" w:history="1">
         <w:r>
           <w:rPr>
             <w:rStyle w:val="Hyperlink"/>
@@ -1228,6 +1206,11 @@
           <w:t>https://consideratecode.com/2017/09/07/xss/</w:t>
         </w:r>
       </w:hyperlink>
+    </w:p>
+    <w:p>
+      <w:pPr>
+        <w:pStyle w:val="bronnen"/>
+      </w:pPr>
       <w:r>
         <w:br w:type="page"/>
       </w:r>
@@ -1339,7 +1322,7 @@
       <w:r>
         <w:t xml:space="preserve"> </w:t>
       </w:r>
-      <w:hyperlink r:id="rId26" w:history="1">
+      <w:hyperlink r:id="rId24" w:history="1">
         <w:r>
           <w:rPr>
             <w:rStyle w:val="Hyperlink"/>
@@ -1427,7 +1410,7 @@
       <w:r>
         <w:t xml:space="preserve">.). </w:t>
       </w:r>
-      <w:hyperlink r:id="rId27" w:history="1">
+      <w:hyperlink r:id="rId25" w:history="1">
         <w:r>
           <w:rPr>
             <w:rStyle w:val="Hyperlink"/>
@@ -1490,7 +1473,7 @@
       <w:r>
         <w:t xml:space="preserve">.). </w:t>
       </w:r>
-      <w:hyperlink r:id="rId28" w:history="1">
+      <w:hyperlink r:id="rId26" w:history="1">
         <w:r>
           <w:rPr>
             <w:rStyle w:val="Hyperlink"/>
@@ -1556,7 +1539,7 @@
       <w:r>
         <w:br/>
       </w:r>
-      <w:hyperlink r:id="rId29" w:history="1">
+      <w:hyperlink r:id="rId27" w:history="1">
         <w:r>
           <w:rPr>
             <w:rStyle w:val="Hyperlink"/>
@@ -1643,7 +1626,7 @@
       <w:r>
         <w:t xml:space="preserve"> [Video]. YouTube. </w:t>
       </w:r>
-      <w:hyperlink r:id="rId30" w:history="1">
+      <w:hyperlink r:id="rId28" w:history="1">
         <w:r>
           <w:rPr>
             <w:rStyle w:val="Hyperlink"/>
@@ -1715,7 +1698,7 @@
       <w:r>
         <w:t xml:space="preserve"> [Video]. YouTube. </w:t>
       </w:r>
-      <w:hyperlink r:id="rId31" w:history="1">
+      <w:hyperlink r:id="rId29" w:history="1">
         <w:r>
           <w:rPr>
             <w:rStyle w:val="Hyperlink"/>
@@ -1799,7 +1782,7 @@
       <w:r>
         <w:t xml:space="preserve">. </w:t>
       </w:r>
-      <w:hyperlink r:id="rId32" w:history="1">
+      <w:hyperlink r:id="rId30" w:history="1">
         <w:r>
           <w:rPr>
             <w:rStyle w:val="Hyperlink"/>
@@ -1849,7 +1832,7 @@
       <w:r>
         <w:br/>
       </w:r>
-      <w:hyperlink r:id="rId33" w:history="1">
+      <w:hyperlink r:id="rId31" w:history="1">
         <w:r>
           <w:rPr>
             <w:rStyle w:val="Hyperlink"/>
@@ -1896,7 +1879,7 @@
       <w:r>
         <w:t xml:space="preserve">.). </w:t>
       </w:r>
-      <w:hyperlink r:id="rId34" w:history="1">
+      <w:hyperlink r:id="rId32" w:history="1">
         <w:r>
           <w:rPr>
             <w:rStyle w:val="Hyperlink"/>
@@ -1975,7 +1958,7 @@
       <w:r>
         <w:t xml:space="preserve">. </w:t>
       </w:r>
-      <w:hyperlink r:id="rId35" w:history="1">
+      <w:hyperlink r:id="rId33" w:history="1">
         <w:r>
           <w:rPr>
             <w:rStyle w:val="Hyperlink"/>
@@ -2063,7 +2046,7 @@
       <w:r>
         <w:t xml:space="preserve">.). </w:t>
       </w:r>
-      <w:hyperlink r:id="rId36" w:history="1">
+      <w:hyperlink r:id="rId34" w:history="1">
         <w:r>
           <w:rPr>
             <w:rStyle w:val="Hyperlink"/>
@@ -2129,7 +2112,7 @@
       <w:r>
         <w:br/>
       </w:r>
-      <w:hyperlink r:id="rId37" w:history="1">
+      <w:hyperlink r:id="rId35" w:history="1">
         <w:r>
           <w:rPr>
             <w:rStyle w:val="Hyperlink"/>
@@ -2177,7 +2160,7 @@
       <w:r>
         <w:t xml:space="preserve"> [Video]. YouTube. </w:t>
       </w:r>
-      <w:hyperlink r:id="rId38" w:history="1">
+      <w:hyperlink r:id="rId36" w:history="1">
         <w:r>
           <w:rPr>
             <w:rStyle w:val="Hyperlink"/>
@@ -2280,7 +2263,7 @@
       <w:r>
         <w:t xml:space="preserve"> [Video]. YouTube. </w:t>
       </w:r>
-      <w:hyperlink r:id="rId39" w:history="1">
+      <w:hyperlink r:id="rId37" w:history="1">
         <w:r>
           <w:rPr>
             <w:rStyle w:val="Hyperlink"/>
@@ -2288,6 +2271,171 @@
           <w:t>https://www.youtube.com/watch?v=E6jgEtj-UjI</w:t>
         </w:r>
       </w:hyperlink>
+    </w:p>
+    <w:p>
+      <w:pPr>
+        <w:pStyle w:val="bronnen"/>
+      </w:pPr>
+      <w:r>
+        <w:rPr>
+          <w:i/>
+          <w:iCs/>
+        </w:rPr>
+        <w:t xml:space="preserve">Handling preflight (OPTIONS) requests &amp; </w:t>
+      </w:r>
+      <w:proofErr w:type="spellStart"/>
+      <w:r>
+        <w:rPr>
+          <w:i/>
+          <w:iCs/>
+        </w:rPr>
+        <w:t>methods</w:t>
+      </w:r>
+      <w:proofErr w:type="spellEnd"/>
+      <w:r>
+        <w:t>. (</w:t>
+      </w:r>
+      <w:proofErr w:type="spellStart"/>
+      <w:r>
+        <w:t>n.d</w:t>
+      </w:r>
+      <w:proofErr w:type="spellEnd"/>
+      <w:r>
+        <w:t xml:space="preserve">.). </w:t>
+      </w:r>
+      <w:proofErr w:type="spellStart"/>
+      <w:r>
+        <w:t>CodeSignal</w:t>
+      </w:r>
+      <w:proofErr w:type="spellEnd"/>
+      <w:r>
+        <w:t xml:space="preserve"> </w:t>
+      </w:r>
+      <w:proofErr w:type="spellStart"/>
+      <w:r>
+        <w:t>Learn</w:t>
+      </w:r>
+      <w:proofErr w:type="spellEnd"/>
+      <w:r>
+        <w:t xml:space="preserve">. </w:t>
+      </w:r>
+      <w:hyperlink r:id="rId38" w:history="1">
+        <w:r>
+          <w:rPr>
+            <w:rStyle w:val="Hyperlink"/>
+          </w:rPr>
+          <w:t>https://codesignal.com/learn/courses/enabling-customizing-cors-in-your-typescript-rest-api/lessons/handling-preflight-options-requests-methods</w:t>
+        </w:r>
+      </w:hyperlink>
+    </w:p>
+    <w:p>
+      <w:pPr>
+        <w:pStyle w:val="bronnen"/>
+      </w:pPr>
+      <w:proofErr w:type="spellStart"/>
+      <w:r>
+        <w:t>ShikariSohan</w:t>
+      </w:r>
+      <w:proofErr w:type="spellEnd"/>
+      <w:r>
+        <w:t xml:space="preserve">. (2025, May 6). </w:t>
+      </w:r>
+      <w:r>
+        <w:rPr>
+          <w:i/>
+          <w:iCs/>
+        </w:rPr>
+        <w:t xml:space="preserve">Simple vs. </w:t>
+      </w:r>
+      <w:proofErr w:type="spellStart"/>
+      <w:r>
+        <w:rPr>
+          <w:i/>
+          <w:iCs/>
+        </w:rPr>
+        <w:t>Preflighted</w:t>
+      </w:r>
+      <w:proofErr w:type="spellEnd"/>
+      <w:r>
+        <w:rPr>
+          <w:i/>
+          <w:iCs/>
+        </w:rPr>
+        <w:t xml:space="preserve"> Requests in CORS: </w:t>
+      </w:r>
+      <w:proofErr w:type="spellStart"/>
+      <w:r>
+        <w:rPr>
+          <w:i/>
+          <w:iCs/>
+        </w:rPr>
+        <w:t>What</w:t>
+      </w:r>
+      <w:proofErr w:type="spellEnd"/>
+      <w:r>
+        <w:rPr>
+          <w:i/>
+          <w:iCs/>
+        </w:rPr>
+        <w:t xml:space="preserve"> Developers </w:t>
+      </w:r>
+      <w:proofErr w:type="spellStart"/>
+      <w:r>
+        <w:rPr>
+          <w:i/>
+          <w:iCs/>
+        </w:rPr>
+        <w:t>Need</w:t>
+      </w:r>
+      <w:proofErr w:type="spellEnd"/>
+      <w:r>
+        <w:rPr>
+          <w:i/>
+          <w:iCs/>
+        </w:rPr>
+        <w:t xml:space="preserve"> </w:t>
+      </w:r>
+      <w:proofErr w:type="spellStart"/>
+      <w:r>
+        <w:rPr>
+          <w:i/>
+          <w:iCs/>
+        </w:rPr>
+        <w:t>to</w:t>
+      </w:r>
+      <w:proofErr w:type="spellEnd"/>
+      <w:r>
+        <w:rPr>
+          <w:i/>
+          <w:iCs/>
+        </w:rPr>
+        <w:t xml:space="preserve"> </w:t>
+      </w:r>
+      <w:proofErr w:type="spellStart"/>
+      <w:r>
+        <w:rPr>
+          <w:i/>
+          <w:iCs/>
+        </w:rPr>
+        <w:t>Know</w:t>
+      </w:r>
+      <w:proofErr w:type="spellEnd"/>
+      <w:r>
+        <w:t xml:space="preserve">. DEV Community. </w:t>
+      </w:r>
+      <w:hyperlink r:id="rId39" w:history="1">
+        <w:r>
+          <w:rPr>
+            <w:rStyle w:val="Hyperlink"/>
+          </w:rPr>
+          <w:t>https://dev.to/shikarisohan/simple-vs-preflighted-requests-in-cors-what-developers-need-to-know-276n</w:t>
+        </w:r>
+      </w:hyperlink>
+    </w:p>
+    <w:p>
+      <w:pPr>
+        <w:pStyle w:val="bronnen"/>
+      </w:pPr>
     </w:p>
     <w:p>
       <w:pPr>
@@ -3556,15 +3704,10 @@
       </w:r>
       <w:proofErr w:type="spellEnd"/>
       <w:r>
-        <w:t>. (</w:t>
-      </w:r>
-      <w:proofErr w:type="spellStart"/>
-      <w:r>
-        <w:t>n.d</w:t>
-      </w:r>
-      <w:proofErr w:type="spellEnd"/>
-      <w:r>
-        <w:t xml:space="preserve">.). </w:t>
+        <w:t>. (n.d.).</w:t>
+      </w:r>
+      <w:r>
+        <w:br/>
       </w:r>
       <w:hyperlink r:id="rId52" w:history="1">
         <w:r>
@@ -3579,24 +3722,6 @@
       <w:pPr>
         <w:pStyle w:val="bronnen"/>
       </w:pPr>
-    </w:p>
-    <w:p>
-      <w:pPr>
-        <w:pStyle w:val="Kop2"/>
-      </w:pPr>
-      <w:proofErr w:type="spellStart"/>
-      <w:r>
-        <w:t>Frontend</w:t>
-      </w:r>
-      <w:proofErr w:type="spellEnd"/>
-      <w:r>
-        <w:t xml:space="preserve"> – Praktijk</w:t>
-      </w:r>
-    </w:p>
-    <w:p>
-      <w:pPr>
-        <w:pStyle w:val="bronnen"/>
-      </w:pPr>
       <w:r>
         <w:rPr>
           <w:i/>
@@ -3681,16 +3806,449 @@
       </w:r>
     </w:p>
     <w:p>
-      <w:r>
-        <w:t>XSS</w:t>
-      </w:r>
-    </w:p>
-    <w:p/>
+      <w:pPr>
+        <w:pStyle w:val="bronnen"/>
+      </w:pPr>
+      <w:r>
+        <w:t xml:space="preserve">Pentest-Tools.com. (2025, August 14). </w:t>
+      </w:r>
+      <w:r>
+        <w:rPr>
+          <w:i/>
+          <w:iCs/>
+        </w:rPr>
+        <w:t xml:space="preserve">10 Practical </w:t>
+      </w:r>
+      <w:proofErr w:type="spellStart"/>
+      <w:r>
+        <w:rPr>
+          <w:i/>
+          <w:iCs/>
+        </w:rPr>
+        <w:t>scenarios</w:t>
+      </w:r>
+      <w:proofErr w:type="spellEnd"/>
+      <w:r>
+        <w:rPr>
+          <w:i/>
+          <w:iCs/>
+        </w:rPr>
+        <w:t xml:space="preserve"> </w:t>
+      </w:r>
+      <w:proofErr w:type="spellStart"/>
+      <w:r>
+        <w:rPr>
+          <w:i/>
+          <w:iCs/>
+        </w:rPr>
+        <w:t>for</w:t>
+      </w:r>
+      <w:proofErr w:type="spellEnd"/>
+      <w:r>
+        <w:rPr>
+          <w:i/>
+          <w:iCs/>
+        </w:rPr>
+        <w:t xml:space="preserve"> XSS attacks</w:t>
+      </w:r>
+      <w:r>
+        <w:t>.</w:t>
+      </w:r>
+      <w:r>
+        <w:br/>
+      </w:r>
+      <w:hyperlink r:id="rId54" w:history="1">
+        <w:r>
+          <w:rPr>
+            <w:rStyle w:val="Hyperlink"/>
+          </w:rPr>
+          <w:t>https://pentest-tools.com/blog/xss-attacks-practical-scenarios</w:t>
+        </w:r>
+      </w:hyperlink>
+    </w:p>
+    <w:p>
+      <w:pPr>
+        <w:pStyle w:val="bronnen"/>
+      </w:pPr>
+      <w:r>
+        <w:rPr>
+          <w:i/>
+          <w:iCs/>
+        </w:rPr>
+        <w:t xml:space="preserve">Cross-Site Scripting (XSS) </w:t>
+      </w:r>
+      <w:proofErr w:type="spellStart"/>
+      <w:r>
+        <w:rPr>
+          <w:i/>
+          <w:iCs/>
+        </w:rPr>
+        <w:t>Vulnerability</w:t>
+      </w:r>
+      <w:proofErr w:type="spellEnd"/>
+      <w:r>
+        <w:rPr>
+          <w:i/>
+          <w:iCs/>
+        </w:rPr>
+        <w:t xml:space="preserve"> Guide</w:t>
+      </w:r>
+      <w:r>
+        <w:t>. (</w:t>
+      </w:r>
+      <w:proofErr w:type="spellStart"/>
+      <w:r>
+        <w:t>n.d</w:t>
+      </w:r>
+      <w:proofErr w:type="spellEnd"/>
+      <w:r>
+        <w:t xml:space="preserve">.). </w:t>
+      </w:r>
+      <w:hyperlink r:id="rId55" w:history="1">
+        <w:r>
+          <w:rPr>
+            <w:rStyle w:val="Hyperlink"/>
+          </w:rPr>
+          <w:t>https://www.invicti.com/learn/cross-site-scripting-xss</w:t>
+        </w:r>
+      </w:hyperlink>
+    </w:p>
+    <w:p>
+      <w:pPr>
+        <w:pStyle w:val="bronnen"/>
+      </w:pPr>
+      <w:proofErr w:type="spellStart"/>
+      <w:r>
+        <w:t>GeeksforGeeks</w:t>
+      </w:r>
+      <w:proofErr w:type="spellEnd"/>
+      <w:r>
+        <w:t xml:space="preserve">. (2020, April 22). </w:t>
+      </w:r>
+      <w:proofErr w:type="spellStart"/>
+      <w:r>
+        <w:rPr>
+          <w:i/>
+          <w:iCs/>
+        </w:rPr>
+        <w:t>Html.escape</w:t>
+      </w:r>
+      <w:proofErr w:type="spellEnd"/>
+      <w:r>
+        <w:rPr>
+          <w:i/>
+          <w:iCs/>
+        </w:rPr>
+        <w:t>() in Python</w:t>
+      </w:r>
+      <w:r>
+        <w:t xml:space="preserve">. </w:t>
+      </w:r>
+      <w:proofErr w:type="spellStart"/>
+      <w:r>
+        <w:t>GeeksforGeeks</w:t>
+      </w:r>
+      <w:proofErr w:type="spellEnd"/>
+      <w:r>
+        <w:t>.</w:t>
+      </w:r>
+      <w:r>
+        <w:t xml:space="preserve"> </w:t>
+      </w:r>
+      <w:hyperlink r:id="rId56" w:history="1">
+        <w:r>
+          <w:rPr>
+            <w:rStyle w:val="Hyperlink"/>
+          </w:rPr>
+          <w:t>https://www.geeksforgeeks.org/python/html-escape-in-python/</w:t>
+        </w:r>
+      </w:hyperlink>
+    </w:p>
+    <w:p>
+      <w:pPr>
+        <w:pStyle w:val="bronnen"/>
+      </w:pPr>
+      <w:r>
+        <w:t xml:space="preserve">Herdt, A. C. (2019, September 21). </w:t>
+      </w:r>
+      <w:r>
+        <w:rPr>
+          <w:i/>
+          <w:iCs/>
+        </w:rPr>
+        <w:t xml:space="preserve">Python </w:t>
+      </w:r>
+      <w:proofErr w:type="spellStart"/>
+      <w:r>
+        <w:rPr>
+          <w:i/>
+          <w:iCs/>
+        </w:rPr>
+        <w:t>Flask</w:t>
+      </w:r>
+      <w:proofErr w:type="spellEnd"/>
+      <w:r>
+        <w:rPr>
+          <w:i/>
+          <w:iCs/>
+        </w:rPr>
+        <w:t xml:space="preserve">, </w:t>
+      </w:r>
+      <w:proofErr w:type="spellStart"/>
+      <w:r>
+        <w:rPr>
+          <w:i/>
+          <w:iCs/>
+        </w:rPr>
+        <w:t>escaping</w:t>
+      </w:r>
+      <w:proofErr w:type="spellEnd"/>
+      <w:r>
+        <w:rPr>
+          <w:i/>
+          <w:iCs/>
+        </w:rPr>
+        <w:t xml:space="preserve"> HTML strings, </w:t>
+      </w:r>
+      <w:proofErr w:type="spellStart"/>
+      <w:r>
+        <w:rPr>
+          <w:i/>
+          <w:iCs/>
+        </w:rPr>
+        <w:t>and</w:t>
+      </w:r>
+      <w:proofErr w:type="spellEnd"/>
+      <w:r>
+        <w:rPr>
+          <w:i/>
+          <w:iCs/>
+        </w:rPr>
+        <w:t xml:space="preserve"> </w:t>
+      </w:r>
+      <w:proofErr w:type="spellStart"/>
+      <w:r>
+        <w:rPr>
+          <w:i/>
+          <w:iCs/>
+        </w:rPr>
+        <w:t>the</w:t>
+      </w:r>
+      <w:proofErr w:type="spellEnd"/>
+      <w:r>
+        <w:rPr>
+          <w:i/>
+          <w:iCs/>
+        </w:rPr>
+        <w:t xml:space="preserve"> </w:t>
+      </w:r>
+      <w:proofErr w:type="spellStart"/>
+      <w:r>
+        <w:rPr>
+          <w:i/>
+          <w:iCs/>
+        </w:rPr>
+        <w:t>Markup</w:t>
+      </w:r>
+      <w:proofErr w:type="spellEnd"/>
+      <w:r>
+        <w:rPr>
+          <w:i/>
+          <w:iCs/>
+        </w:rPr>
+        <w:t xml:space="preserve"> class – The </w:t>
+      </w:r>
+      <w:proofErr w:type="spellStart"/>
+      <w:r>
+        <w:rPr>
+          <w:i/>
+          <w:iCs/>
+        </w:rPr>
+        <w:t>Accidental</w:t>
+      </w:r>
+      <w:proofErr w:type="spellEnd"/>
+      <w:r>
+        <w:rPr>
+          <w:i/>
+          <w:iCs/>
+        </w:rPr>
+        <w:t xml:space="preserve"> Developer</w:t>
+      </w:r>
+      <w:r>
+        <w:t xml:space="preserve">. </w:t>
+      </w:r>
+      <w:hyperlink r:id="rId57" w:history="1">
+        <w:r>
+          <w:rPr>
+            <w:rStyle w:val="Hyperlink"/>
+          </w:rPr>
+          <w:t>https://osric.com/chris/accidental-developer/2019/09/python-flask-escaping-html-strings-the-markup-class/</w:t>
+        </w:r>
+      </w:hyperlink>
+    </w:p>
+    <w:p>
+      <w:pPr>
+        <w:pStyle w:val="bronnen"/>
+        <w:rPr>
+          <w:i/>
+          <w:iCs/>
+        </w:rPr>
+      </w:pPr>
+      <w:proofErr w:type="spellStart"/>
+      <w:r>
+        <w:rPr>
+          <w:i/>
+          <w:iCs/>
+        </w:rPr>
+        <w:t>Working</w:t>
+      </w:r>
+      <w:proofErr w:type="spellEnd"/>
+      <w:r>
+        <w:rPr>
+          <w:i/>
+          <w:iCs/>
+        </w:rPr>
+        <w:t xml:space="preserve"> </w:t>
+      </w:r>
+      <w:proofErr w:type="spellStart"/>
+      <w:r>
+        <w:rPr>
+          <w:i/>
+          <w:iCs/>
+        </w:rPr>
+        <w:t>with</w:t>
+      </w:r>
+      <w:proofErr w:type="spellEnd"/>
+      <w:r>
+        <w:rPr>
+          <w:i/>
+          <w:iCs/>
+        </w:rPr>
+        <w:t xml:space="preserve"> Safe </w:t>
+      </w:r>
+      <w:proofErr w:type="spellStart"/>
+      <w:r>
+        <w:rPr>
+          <w:i/>
+          <w:iCs/>
+        </w:rPr>
+        <w:t>Text</w:t>
+      </w:r>
+      <w:proofErr w:type="spellEnd"/>
+      <w:r>
+        <w:rPr>
+          <w:i/>
+          <w:iCs/>
+        </w:rPr>
+        <w:t xml:space="preserve"> — </w:t>
+      </w:r>
+      <w:proofErr w:type="spellStart"/>
+      <w:r>
+        <w:rPr>
+          <w:i/>
+          <w:iCs/>
+        </w:rPr>
+        <w:t>MarkupSafe</w:t>
+      </w:r>
+      <w:proofErr w:type="spellEnd"/>
+      <w:r>
+        <w:rPr>
+          <w:i/>
+          <w:iCs/>
+        </w:rPr>
+        <w:t xml:space="preserve"> </w:t>
+      </w:r>
+      <w:proofErr w:type="spellStart"/>
+      <w:r>
+        <w:rPr>
+          <w:i/>
+          <w:iCs/>
+        </w:rPr>
+        <w:t>Documentation</w:t>
+      </w:r>
+      <w:proofErr w:type="spellEnd"/>
+      <w:r>
+        <w:rPr>
+          <w:i/>
+          <w:iCs/>
+        </w:rPr>
+        <w:t xml:space="preserve"> (3.0.x). (</w:t>
+      </w:r>
+      <w:proofErr w:type="spellStart"/>
+      <w:r>
+        <w:rPr>
+          <w:i/>
+          <w:iCs/>
+        </w:rPr>
+        <w:t>n.d</w:t>
+      </w:r>
+      <w:proofErr w:type="spellEnd"/>
+      <w:r>
+        <w:rPr>
+          <w:i/>
+          <w:iCs/>
+        </w:rPr>
+        <w:t>.).</w:t>
+      </w:r>
+      <w:r>
+        <w:rPr>
+          <w:i/>
+          <w:iCs/>
+        </w:rPr>
+        <w:t xml:space="preserve"> </w:t>
+      </w:r>
+      <w:hyperlink r:id="rId58" w:history="1">
+        <w:r>
+          <w:rPr>
+            <w:rStyle w:val="Hyperlink"/>
+            <w:i/>
+            <w:iCs/>
+          </w:rPr>
+          <w:t>https://markupsafe.palletsprojects.com/en/stable/escaping/</w:t>
+        </w:r>
+      </w:hyperlink>
+    </w:p>
+    <w:p>
+      <w:pPr>
+        <w:pStyle w:val="bronnen"/>
+        <w:rPr>
+          <w:i/>
+          <w:iCs/>
+        </w:rPr>
+      </w:pPr>
+      <w:r>
+        <w:rPr>
+          <w:i/>
+          <w:iCs/>
+        </w:rPr>
+        <w:t>nh3</w:t>
+      </w:r>
+      <w:r>
+        <w:t>. (</w:t>
+      </w:r>
+      <w:proofErr w:type="spellStart"/>
+      <w:r>
+        <w:t>n.d</w:t>
+      </w:r>
+      <w:proofErr w:type="spellEnd"/>
+      <w:r>
+        <w:t xml:space="preserve">.). </w:t>
+      </w:r>
+      <w:hyperlink r:id="rId59" w:history="1">
+        <w:r>
+          <w:rPr>
+            <w:rStyle w:val="Hyperlink"/>
+          </w:rPr>
+          <w:t>https://nh3.readthedocs.io/en/latest/</w:t>
+        </w:r>
+      </w:hyperlink>
+    </w:p>
     <w:p>
       <w:pPr>
         <w:pStyle w:val="Kop2"/>
       </w:pPr>
       <w:r>
+        <w:lastRenderedPageBreak/>
         <w:t>CSRF – Praktijk</w:t>
       </w:r>
     </w:p>
@@ -3757,7 +4315,7 @@
       <w:r>
         <w:t xml:space="preserve">.). </w:t>
       </w:r>
-      <w:hyperlink r:id="rId54" w:history="1">
+      <w:hyperlink r:id="rId60" w:history="1">
         <w:r>
           <w:rPr>
             <w:rStyle w:val="Hyperlink"/>
@@ -3773,7 +4331,7 @@
     </w:p>
     <w:p/>
     <w:sectPr>
-      <w:footerReference w:type="default" r:id="rId55"/>
+      <w:footerReference w:type="default" r:id="rId61"/>
       <w:pgSz w:w="11906" w:h="16838"/>
       <w:pgMar w:top="720" w:right="720" w:bottom="720" w:left="720" w:header="708" w:footer="708" w:gutter="0"/>
       <w:cols w:space="708"/>

--- a/docs/Official/25-26_GDC_Referentielijst_Ian_6ICWE.docx
+++ b/docs/Official/25-26_GDC_Referentielijst_Ian_6ICWE.docx
@@ -1265,23 +1265,7 @@
           <w:i/>
           <w:iCs/>
         </w:rPr>
-        <w:t xml:space="preserve"> is cross-site </w:t>
-      </w:r>
-      <w:proofErr w:type="spellStart"/>
-      <w:r>
-        <w:rPr>
-          <w:i/>
-          <w:iCs/>
-        </w:rPr>
-        <w:t>request</w:t>
-      </w:r>
-      <w:proofErr w:type="spellEnd"/>
-      <w:r>
-        <w:rPr>
-          <w:i/>
-          <w:iCs/>
-        </w:rPr>
-        <w:t xml:space="preserve"> </w:t>
+        <w:t xml:space="preserve"> is cross-site request </w:t>
       </w:r>
       <w:proofErr w:type="spellStart"/>
       <w:r>
@@ -1349,23 +1333,7 @@
           <w:i/>
           <w:iCs/>
         </w:rPr>
-        <w:t xml:space="preserve"> is CSRF (Cross-site </w:t>
-      </w:r>
-      <w:proofErr w:type="spellStart"/>
-      <w:r>
-        <w:rPr>
-          <w:i/>
-          <w:iCs/>
-        </w:rPr>
-        <w:t>request</w:t>
-      </w:r>
-      <w:proofErr w:type="spellEnd"/>
-      <w:r>
-        <w:rPr>
-          <w:i/>
-          <w:iCs/>
-        </w:rPr>
-        <w:t xml:space="preserve"> </w:t>
+        <w:t xml:space="preserve"> is CSRF (Cross-site request </w:t>
       </w:r>
       <w:proofErr w:type="spellStart"/>
       <w:r>
@@ -1428,23 +1396,7 @@
           <w:i/>
           <w:iCs/>
         </w:rPr>
-        <w:t xml:space="preserve">Cross Site </w:t>
-      </w:r>
-      <w:proofErr w:type="spellStart"/>
-      <w:r>
-        <w:rPr>
-          <w:i/>
-          <w:iCs/>
-        </w:rPr>
-        <w:t>Request</w:t>
-      </w:r>
-      <w:proofErr w:type="spellEnd"/>
-      <w:r>
-        <w:rPr>
-          <w:i/>
-          <w:iCs/>
-        </w:rPr>
-        <w:t xml:space="preserve"> </w:t>
+        <w:t xml:space="preserve">Cross Site Request </w:t>
       </w:r>
       <w:proofErr w:type="spellStart"/>
       <w:r>
@@ -1491,23 +1443,7 @@
           <w:i/>
           <w:iCs/>
         </w:rPr>
-        <w:t xml:space="preserve">Cross-site </w:t>
-      </w:r>
-      <w:proofErr w:type="spellStart"/>
-      <w:r>
-        <w:rPr>
-          <w:i/>
-          <w:iCs/>
-        </w:rPr>
-        <w:t>request</w:t>
-      </w:r>
-      <w:proofErr w:type="spellEnd"/>
-      <w:r>
-        <w:rPr>
-          <w:i/>
-          <w:iCs/>
-        </w:rPr>
-        <w:t xml:space="preserve"> </w:t>
+        <w:t xml:space="preserve">Cross-site request </w:t>
       </w:r>
       <w:proofErr w:type="spellStart"/>
       <w:r>
@@ -1652,23 +1588,7 @@
           <w:i/>
           <w:iCs/>
         </w:rPr>
-        <w:t xml:space="preserve">Cross-Site </w:t>
-      </w:r>
-      <w:proofErr w:type="spellStart"/>
-      <w:r>
-        <w:rPr>
-          <w:i/>
-          <w:iCs/>
-        </w:rPr>
-        <w:t>Request</w:t>
-      </w:r>
-      <w:proofErr w:type="spellEnd"/>
-      <w:r>
-        <w:rPr>
-          <w:i/>
-          <w:iCs/>
-        </w:rPr>
-        <w:t xml:space="preserve"> </w:t>
+        <w:t xml:space="preserve">Cross-Site Request </w:t>
       </w:r>
       <w:proofErr w:type="spellStart"/>
       <w:r>
@@ -1753,23 +1673,7 @@
           <w:i/>
           <w:iCs/>
         </w:rPr>
-        <w:t xml:space="preserve"> is Same </w:t>
-      </w:r>
-      <w:proofErr w:type="spellStart"/>
-      <w:r>
-        <w:rPr>
-          <w:i/>
-          <w:iCs/>
-        </w:rPr>
-        <w:t>Origin</w:t>
-      </w:r>
-      <w:proofErr w:type="spellEnd"/>
-      <w:r>
-        <w:rPr>
-          <w:i/>
-          <w:iCs/>
-        </w:rPr>
-        <w:t xml:space="preserve"> Policy (SOP)?</w:t>
+        <w:t xml:space="preserve"> is Same Origin Policy (SOP)?</w:t>
       </w:r>
       <w:r>
         <w:t xml:space="preserve"> </w:t>
@@ -1800,23 +1704,7 @@
           <w:i/>
           <w:iCs/>
         </w:rPr>
-        <w:t>Same-</w:t>
-      </w:r>
-      <w:proofErr w:type="spellStart"/>
-      <w:r>
-        <w:rPr>
-          <w:i/>
-          <w:iCs/>
-        </w:rPr>
-        <w:t>origin</w:t>
-      </w:r>
-      <w:proofErr w:type="spellEnd"/>
-      <w:r>
-        <w:rPr>
-          <w:i/>
-          <w:iCs/>
-        </w:rPr>
-        <w:t xml:space="preserve"> policy - Security | MDN</w:t>
+        <w:t>Same-origin policy - Security | MDN</w:t>
       </w:r>
       <w:r>
         <w:t>. (</w:t>
@@ -1850,23 +1738,7 @@
           <w:i/>
           <w:iCs/>
         </w:rPr>
-        <w:t>Same-</w:t>
-      </w:r>
-      <w:proofErr w:type="spellStart"/>
-      <w:r>
-        <w:rPr>
-          <w:i/>
-          <w:iCs/>
-        </w:rPr>
-        <w:t>origin</w:t>
-      </w:r>
-      <w:proofErr w:type="spellEnd"/>
-      <w:r>
-        <w:rPr>
-          <w:i/>
-          <w:iCs/>
-        </w:rPr>
-        <w:t xml:space="preserve"> policy (SOP) | Web Security Academy</w:t>
+        <w:t>Same-origin policy (SOP) | Web Security Academy</w:t>
       </w:r>
       <w:r>
         <w:t>. (</w:t>
@@ -1913,23 +1785,7 @@
           <w:i/>
           <w:iCs/>
         </w:rPr>
-        <w:t xml:space="preserve">Cross </w:t>
-      </w:r>
-      <w:proofErr w:type="spellStart"/>
-      <w:r>
-        <w:rPr>
-          <w:i/>
-          <w:iCs/>
-        </w:rPr>
-        <w:t>Origin</w:t>
-      </w:r>
-      <w:proofErr w:type="spellEnd"/>
-      <w:r>
-        <w:rPr>
-          <w:i/>
-          <w:iCs/>
-        </w:rPr>
-        <w:t xml:space="preserve"> Resource </w:t>
+        <w:t xml:space="preserve">Cross Origin Resource </w:t>
       </w:r>
       <w:proofErr w:type="spellStart"/>
       <w:r>
@@ -1985,23 +1841,7 @@
           <w:i/>
           <w:iCs/>
         </w:rPr>
-        <w:t xml:space="preserve"> is CORS (cross-</w:t>
-      </w:r>
-      <w:proofErr w:type="spellStart"/>
-      <w:r>
-        <w:rPr>
-          <w:i/>
-          <w:iCs/>
-        </w:rPr>
-        <w:t>origin</w:t>
-      </w:r>
-      <w:proofErr w:type="spellEnd"/>
-      <w:r>
-        <w:rPr>
-          <w:i/>
-          <w:iCs/>
-        </w:rPr>
-        <w:t xml:space="preserve"> resource </w:t>
+        <w:t xml:space="preserve"> is CORS (cross-origin resource </w:t>
       </w:r>
       <w:proofErr w:type="spellStart"/>
       <w:r>
@@ -2064,23 +1904,7 @@
           <w:i/>
           <w:iCs/>
         </w:rPr>
-        <w:t>Cross-</w:t>
-      </w:r>
-      <w:proofErr w:type="spellStart"/>
-      <w:r>
-        <w:rPr>
-          <w:i/>
-          <w:iCs/>
-        </w:rPr>
-        <w:t>Origin</w:t>
-      </w:r>
-      <w:proofErr w:type="spellEnd"/>
-      <w:r>
-        <w:rPr>
-          <w:i/>
-          <w:iCs/>
-        </w:rPr>
-        <w:t xml:space="preserve"> Resource </w:t>
+        <w:t xml:space="preserve">Cross-Origin Resource </w:t>
       </w:r>
       <w:proofErr w:type="spellStart"/>
       <w:r>
@@ -2242,23 +2066,7 @@
           <w:i/>
           <w:iCs/>
         </w:rPr>
-        <w:t xml:space="preserve"> Cross-</w:t>
-      </w:r>
-      <w:proofErr w:type="spellStart"/>
-      <w:r>
-        <w:rPr>
-          <w:i/>
-          <w:iCs/>
-        </w:rPr>
-        <w:t>Origin</w:t>
-      </w:r>
-      <w:proofErr w:type="spellEnd"/>
-      <w:r>
-        <w:rPr>
-          <w:i/>
-          <w:iCs/>
-        </w:rPr>
-        <w:t xml:space="preserve"> requests</w:t>
+        <w:t xml:space="preserve"> Cross-Origin requests</w:t>
       </w:r>
       <w:r>
         <w:t xml:space="preserve"> [Video]. YouTube. </w:t>
@@ -3709,7 +3517,7 @@
       <w:r>
         <w:br/>
       </w:r>
-      <w:hyperlink r:id="rId52" w:history="1">
+      <w:hyperlink r:id="rId52" w:anchor="enable-proxy-forwarded-headers" w:history="1">
         <w:r>
           <w:rPr>
             <w:rStyle w:val="Hyperlink"/>
@@ -3992,23 +3800,7 @@
           <w:i/>
           <w:iCs/>
         </w:rPr>
-        <w:t xml:space="preserve">, </w:t>
-      </w:r>
-      <w:proofErr w:type="spellStart"/>
-      <w:r>
-        <w:rPr>
-          <w:i/>
-          <w:iCs/>
-        </w:rPr>
-        <w:t>escaping</w:t>
-      </w:r>
-      <w:proofErr w:type="spellEnd"/>
-      <w:r>
-        <w:rPr>
-          <w:i/>
-          <w:iCs/>
-        </w:rPr>
-        <w:t xml:space="preserve"> HTML strings, </w:t>
+        <w:t xml:space="preserve">, escaping HTML strings, </w:t>
       </w:r>
       <w:proofErr w:type="spellStart"/>
       <w:r>
@@ -4261,23 +4053,7 @@
           <w:i/>
           <w:iCs/>
         </w:rPr>
-        <w:t>CORS (Cross-</w:t>
-      </w:r>
-      <w:proofErr w:type="spellStart"/>
-      <w:r>
-        <w:rPr>
-          <w:i/>
-          <w:iCs/>
-        </w:rPr>
-        <w:t>Origin</w:t>
-      </w:r>
-      <w:proofErr w:type="spellEnd"/>
-      <w:r>
-        <w:rPr>
-          <w:i/>
-          <w:iCs/>
-        </w:rPr>
-        <w:t xml:space="preserve"> Resource </w:t>
+        <w:t xml:space="preserve">CORS (Cross-Origin Resource </w:t>
       </w:r>
       <w:proofErr w:type="spellStart"/>
       <w:r>
@@ -4328,10 +4104,165 @@
       <w:pPr>
         <w:pStyle w:val="bronnen"/>
       </w:pPr>
-    </w:p>
-    <w:p/>
+      <w:proofErr w:type="spellStart"/>
+      <w:r>
+        <w:t>Sharma</w:t>
+      </w:r>
+      <w:proofErr w:type="spellEnd"/>
+      <w:r>
+        <w:t xml:space="preserve">, S. (2025, </w:t>
+      </w:r>
+      <w:proofErr w:type="spellStart"/>
+      <w:r>
+        <w:t>March</w:t>
+      </w:r>
+      <w:proofErr w:type="spellEnd"/>
+      <w:r>
+        <w:t xml:space="preserve"> 4). </w:t>
+      </w:r>
+      <w:r>
+        <w:rPr>
+          <w:i/>
+          <w:iCs/>
+        </w:rPr>
+        <w:t xml:space="preserve">CORS, preflight requests, </w:t>
+      </w:r>
+      <w:proofErr w:type="spellStart"/>
+      <w:r>
+        <w:rPr>
+          <w:i/>
+          <w:iCs/>
+        </w:rPr>
+        <w:t>and</w:t>
+      </w:r>
+      <w:proofErr w:type="spellEnd"/>
+      <w:r>
+        <w:rPr>
+          <w:i/>
+          <w:iCs/>
+        </w:rPr>
+        <w:t xml:space="preserve"> common Cross-Origin issues</w:t>
+      </w:r>
+      <w:r>
+        <w:t xml:space="preserve">. DEV Community. </w:t>
+      </w:r>
+      <w:hyperlink r:id="rId61" w:history="1">
+        <w:r>
+          <w:rPr>
+            <w:rStyle w:val="Hyperlink"/>
+          </w:rPr>
+          <w:t>https://dev.to/thesanjeevsharma/cors-preflight-requests-and-common-cross-origin-issues-129n</w:t>
+        </w:r>
+      </w:hyperlink>
+    </w:p>
+    <w:p>
+      <w:pPr>
+        <w:pStyle w:val="bronnen"/>
+      </w:pPr>
+      <w:r>
+        <w:rPr>
+          <w:i/>
+          <w:iCs/>
+        </w:rPr>
+        <w:t>Types of Cross-Origin HTTP Requests - NI</w:t>
+      </w:r>
+      <w:r>
+        <w:t xml:space="preserve">. (2023, </w:t>
+      </w:r>
+      <w:proofErr w:type="spellStart"/>
+      <w:r>
+        <w:t>February</w:t>
+      </w:r>
+      <w:proofErr w:type="spellEnd"/>
+      <w:r>
+        <w:t xml:space="preserve"> 17).</w:t>
+      </w:r>
+      <w:r>
+        <w:br/>
+      </w:r>
+      <w:hyperlink r:id="rId62" w:history="1">
+        <w:r>
+          <w:rPr>
+            <w:rStyle w:val="Hyperlink"/>
+          </w:rPr>
+          <w:t>https://www.ni.com/docs/en-US/bundle/g-web-development/page/types-of-cors-requests.html</w:t>
+        </w:r>
+      </w:hyperlink>
+    </w:p>
+    <w:p>
+      <w:pPr>
+        <w:pStyle w:val="bronnen"/>
+      </w:pPr>
+      <w:proofErr w:type="spellStart"/>
+      <w:r>
+        <w:rPr>
+          <w:i/>
+          <w:iCs/>
+        </w:rPr>
+        <w:t>Bypassing</w:t>
+      </w:r>
+      <w:proofErr w:type="spellEnd"/>
+      <w:r>
+        <w:rPr>
+          <w:i/>
+          <w:iCs/>
+        </w:rPr>
+        <w:t xml:space="preserve"> </w:t>
+      </w:r>
+      <w:proofErr w:type="spellStart"/>
+      <w:r>
+        <w:rPr>
+          <w:i/>
+          <w:iCs/>
+        </w:rPr>
+        <w:t>SameSite</w:t>
+      </w:r>
+      <w:proofErr w:type="spellEnd"/>
+      <w:r>
+        <w:rPr>
+          <w:i/>
+          <w:iCs/>
+        </w:rPr>
+        <w:t xml:space="preserve"> cookie </w:t>
+      </w:r>
+      <w:proofErr w:type="spellStart"/>
+      <w:r>
+        <w:rPr>
+          <w:i/>
+          <w:iCs/>
+        </w:rPr>
+        <w:t>restrictions</w:t>
+      </w:r>
+      <w:proofErr w:type="spellEnd"/>
+      <w:r>
+        <w:rPr>
+          <w:i/>
+          <w:iCs/>
+        </w:rPr>
+        <w:t xml:space="preserve"> | Web Security Academy</w:t>
+      </w:r>
+      <w:r>
+        <w:t>. (n.d.).</w:t>
+      </w:r>
+      <w:r>
+        <w:br/>
+      </w:r>
+      <w:hyperlink r:id="rId63" w:history="1">
+        <w:r>
+          <w:rPr>
+            <w:rStyle w:val="Hyperlink"/>
+          </w:rPr>
+          <w:t>https://portswigger.net/web-security/csrf/bypassing-samesite-restrictions</w:t>
+        </w:r>
+      </w:hyperlink>
+    </w:p>
+    <w:p>
+      <w:pPr>
+        <w:pStyle w:val="bronnen"/>
+      </w:pPr>
+    </w:p>
     <w:sectPr>
-      <w:footerReference w:type="default" r:id="rId61"/>
+      <w:footerReference w:type="default" r:id="rId64"/>
       <w:pgSz w:w="11906" w:h="16838"/>
       <w:pgMar w:top="720" w:right="720" w:bottom="720" w:left="720" w:header="708" w:footer="708" w:gutter="0"/>
       <w:cols w:space="708"/>

--- a/docs/Official/25-26_GDC_Referentielijst_Ian_6ICWE.docx
+++ b/docs/Official/25-26_GDC_Referentielijst_Ian_6ICWE.docx
@@ -1396,23 +1396,7 @@
           <w:i/>
           <w:iCs/>
         </w:rPr>
-        <w:t xml:space="preserve">Cross Site Request </w:t>
-      </w:r>
-      <w:proofErr w:type="spellStart"/>
-      <w:r>
-        <w:rPr>
-          <w:i/>
-          <w:iCs/>
-        </w:rPr>
-        <w:t>Forgery</w:t>
-      </w:r>
-      <w:proofErr w:type="spellEnd"/>
-      <w:r>
-        <w:rPr>
-          <w:i/>
-          <w:iCs/>
-        </w:rPr>
-        <w:t xml:space="preserve"> (CSRF) | OWASP Foundation</w:t>
+        <w:t>Cross Site Request Forgery (CSRF) | OWASP Foundation</w:t>
       </w:r>
       <w:r>
         <w:t>. (</w:t>
@@ -1588,23 +1572,7 @@
           <w:i/>
           <w:iCs/>
         </w:rPr>
-        <w:t xml:space="preserve">Cross-Site Request </w:t>
-      </w:r>
-      <w:proofErr w:type="spellStart"/>
-      <w:r>
-        <w:rPr>
-          <w:i/>
-          <w:iCs/>
-        </w:rPr>
-        <w:t>Forgery</w:t>
-      </w:r>
-      <w:proofErr w:type="spellEnd"/>
-      <w:r>
-        <w:rPr>
-          <w:i/>
-          <w:iCs/>
-        </w:rPr>
-        <w:t xml:space="preserve"> (CSRF) </w:t>
+        <w:t xml:space="preserve">Cross-Site Request Forgery (CSRF) </w:t>
       </w:r>
       <w:proofErr w:type="spellStart"/>
       <w:r>
@@ -4207,23 +4175,7 @@
           <w:i/>
           <w:iCs/>
         </w:rPr>
-        <w:t xml:space="preserve"> </w:t>
-      </w:r>
-      <w:proofErr w:type="spellStart"/>
-      <w:r>
-        <w:rPr>
-          <w:i/>
-          <w:iCs/>
-        </w:rPr>
-        <w:t>SameSite</w:t>
-      </w:r>
-      <w:proofErr w:type="spellEnd"/>
-      <w:r>
-        <w:rPr>
-          <w:i/>
-          <w:iCs/>
-        </w:rPr>
-        <w:t xml:space="preserve"> cookie </w:t>
+        <w:t xml:space="preserve"> SameSite cookie </w:t>
       </w:r>
       <w:proofErr w:type="spellStart"/>
       <w:r>
@@ -4260,9 +4212,40 @@
       <w:pPr>
         <w:pStyle w:val="bronnen"/>
       </w:pPr>
+      <w:r>
+        <w:rPr>
+          <w:i/>
+          <w:iCs/>
+        </w:rPr>
+        <w:t>Cross-Site Request Forgery Prevention - OWASP Cheat Sheet Series</w:t>
+      </w:r>
+      <w:r>
+        <w:t>. (</w:t>
+      </w:r>
+      <w:proofErr w:type="spellStart"/>
+      <w:r>
+        <w:t>n.d</w:t>
+      </w:r>
+      <w:proofErr w:type="spellEnd"/>
+      <w:r>
+        <w:t xml:space="preserve">.). </w:t>
+      </w:r>
+      <w:hyperlink r:id="rId64" w:history="1">
+        <w:r>
+          <w:rPr>
+            <w:rStyle w:val="Hyperlink"/>
+          </w:rPr>
+          <w:t>https://cheatsheetseries.owasp.org/cheatsheets/Cross-Site_Request_Forgery_Prevention_Cheat_Sheet.html</w:t>
+        </w:r>
+      </w:hyperlink>
+    </w:p>
+    <w:p>
+      <w:pPr>
+        <w:pStyle w:val="bronnen"/>
+      </w:pPr>
     </w:p>
     <w:sectPr>
-      <w:footerReference w:type="default" r:id="rId64"/>
+      <w:footerReference w:type="default" r:id="rId65"/>
       <w:pgSz w:w="11906" w:h="16838"/>
       <w:pgMar w:top="720" w:right="720" w:bottom="720" w:left="720" w:header="708" w:footer="708" w:gutter="0"/>
       <w:cols w:space="708"/>
